--- a/Bài 2.docx
+++ b/Bài 2.docx
@@ -51,30 +51,287 @@
           <w:szCs w:val="24"/>
           <w:lang w:val="en-US"/>
         </w:rPr>
-        <w:t>I/ Phân tích phân phối</w:t>
-      </w:r>
-    </w:p>
-    <w:p>
-      <w:pPr>
-        <w:rPr>
-          <w:rFonts w:hint="default" w:ascii="Times New Roman" w:hAnsi="Times New Roman" w:cs="Times New Roman"/>
-          <w:sz w:val="20"/>
-          <w:szCs w:val="20"/>
-          <w:lang w:val="en-US"/>
-        </w:rPr>
-      </w:pPr>
+        <w:t xml:space="preserve">I/ Phân tích phân phối </w:t>
+      </w:r>
+    </w:p>
+    <w:p>
+      <w:pPr>
+        <w:rPr>
+          <w:rFonts w:hint="default" w:ascii="Times New Roman" w:hAnsi="Times New Roman" w:cs="Times New Roman"/>
+          <w:sz w:val="24"/>
+          <w:szCs w:val="24"/>
+          <w:lang w:val="en-US"/>
+        </w:rPr>
+      </w:pPr>
+    </w:p>
+    <w:p>
+      <w:pPr>
+        <w:rPr>
+          <w:rFonts w:hint="default" w:ascii="Times New Roman" w:hAnsi="Times New Roman" w:cs="Times New Roman"/>
+          <w:sz w:val="24"/>
+          <w:szCs w:val="24"/>
+          <w:lang w:val="en-US"/>
+        </w:rPr>
+      </w:pPr>
+      <w:r>
+        <w:rPr>
+          <w:rFonts w:hint="default" w:ascii="Times New Roman" w:hAnsi="Times New Roman" w:cs="Times New Roman"/>
+          <w:sz w:val="24"/>
+          <w:szCs w:val="24"/>
+          <w:lang w:val="en-US"/>
+        </w:rPr>
+        <w:t>( Histogram - Vua phân phối )</w:t>
+      </w:r>
+    </w:p>
+    <w:p>
+      <w:pPr>
+        <w:rPr>
+          <w:rFonts w:hint="default" w:ascii="Times New Roman" w:hAnsi="Times New Roman" w:cs="Times New Roman"/>
+          <w:sz w:val="24"/>
+          <w:szCs w:val="24"/>
+          <w:lang w:val="en-US"/>
+        </w:rPr>
+      </w:pPr>
+    </w:p>
+    <w:p>
+      <w:pPr>
+        <w:rPr>
+          <w:rFonts w:hint="default" w:ascii="Times New Roman" w:hAnsi="Times New Roman" w:cs="Times New Roman"/>
+          <w:sz w:val="20"/>
+          <w:szCs w:val="20"/>
+          <w:lang w:val="en-US"/>
+        </w:rPr>
+      </w:pPr>
+      <w:r>
+        <w:rPr>
+          <w:rFonts w:hint="default" w:ascii="Times New Roman" w:hAnsi="Times New Roman" w:cs="Times New Roman"/>
+          <w:sz w:val="20"/>
+          <w:szCs w:val="20"/>
+          <w:lang w:val="en-US"/>
+        </w:rPr>
+        <w:t xml:space="preserve"> - Histogram dùng cho dữ liệu số liên tục</w:t>
+      </w:r>
+    </w:p>
+    <w:p>
+      <w:pPr>
+        <w:rPr>
+          <w:rFonts w:hint="default" w:ascii="Times New Roman" w:hAnsi="Times New Roman" w:cs="Times New Roman"/>
+          <w:sz w:val="20"/>
+          <w:szCs w:val="20"/>
+          <w:lang w:val="en-US"/>
+        </w:rPr>
+      </w:pPr>
+      <w:r>
+        <w:rPr>
+          <w:rFonts w:hint="default" w:ascii="Times New Roman" w:hAnsi="Times New Roman" w:cs="Times New Roman"/>
+          <w:sz w:val="20"/>
+          <w:szCs w:val="20"/>
+          <w:lang w:val="en-US"/>
+        </w:rPr>
+        <w:t xml:space="preserve"> - Để sử dụng tốt, trả lời 3 câu hỏi:</w:t>
+      </w:r>
+    </w:p>
+    <w:p>
+      <w:pPr>
+        <w:rPr>
+          <w:rFonts w:hint="default" w:ascii="Times New Roman" w:hAnsi="Times New Roman" w:cs="Times New Roman"/>
+          <w:sz w:val="20"/>
+          <w:szCs w:val="20"/>
+          <w:lang w:val="en-US"/>
+        </w:rPr>
+      </w:pPr>
+      <w:r>
+        <w:rPr>
+          <w:rFonts w:hint="default" w:ascii="Times New Roman" w:hAnsi="Times New Roman" w:cs="Times New Roman"/>
+          <w:sz w:val="20"/>
+          <w:szCs w:val="20"/>
+          <w:lang w:val="en-US"/>
+        </w:rPr>
+        <w:t xml:space="preserve">  + Dữ liệu tập trung ở đâu?</w:t>
+      </w:r>
+    </w:p>
+    <w:p>
+      <w:pPr>
+        <w:rPr>
+          <w:rFonts w:hint="default" w:ascii="Times New Roman" w:hAnsi="Times New Roman" w:cs="Times New Roman"/>
+          <w:sz w:val="20"/>
+          <w:szCs w:val="20"/>
+          <w:lang w:val="en-US"/>
+        </w:rPr>
+      </w:pPr>
+      <w:r>
+        <w:rPr>
+          <w:rFonts w:hint="default" w:ascii="Times New Roman" w:hAnsi="Times New Roman" w:cs="Times New Roman"/>
+          <w:sz w:val="20"/>
+          <w:szCs w:val="20"/>
+          <w:lang w:val="en-US"/>
+        </w:rPr>
+        <w:t xml:space="preserve">  + Có lệch hay không?</w:t>
+      </w:r>
+    </w:p>
+    <w:p>
+      <w:pPr>
+        <w:rPr>
+          <w:rFonts w:hint="default" w:ascii="Times New Roman" w:hAnsi="Times New Roman" w:cs="Times New Roman"/>
+          <w:sz w:val="20"/>
+          <w:szCs w:val="20"/>
+          <w:lang w:val="en-US"/>
+        </w:rPr>
+      </w:pPr>
+      <w:r>
+        <w:rPr>
+          <w:rFonts w:hint="default" w:ascii="Times New Roman" w:hAnsi="Times New Roman" w:cs="Times New Roman"/>
+          <w:sz w:val="20"/>
+          <w:szCs w:val="20"/>
+          <w:lang w:val="en-US"/>
+        </w:rPr>
+        <w:t xml:space="preserve">  + Có nhiều khác biệt hay không?</w:t>
+      </w:r>
+    </w:p>
+    <w:p>
+      <w:pPr>
+        <w:rPr>
+          <w:rFonts w:hint="default" w:ascii="Times New Roman" w:hAnsi="Times New Roman" w:cs="Times New Roman"/>
+          <w:sz w:val="20"/>
+          <w:szCs w:val="20"/>
+          <w:lang w:val="en-US"/>
+        </w:rPr>
+      </w:pPr>
+      <w:r>
+        <w:rPr>
+          <w:rFonts w:hint="default" w:ascii="Times New Roman" w:hAnsi="Times New Roman" w:cs="Times New Roman"/>
+          <w:sz w:val="20"/>
+          <w:szCs w:val="20"/>
+          <w:lang w:val="en-US"/>
+        </w:rPr>
+        <w:t xml:space="preserve"> - Biểu đồ đại diện là biểu đồ cột</w:t>
+      </w:r>
+    </w:p>
+    <w:p>
+      <w:pPr>
+        <w:rPr>
+          <w:rFonts w:hint="default" w:ascii="Times New Roman" w:hAnsi="Times New Roman" w:cs="Times New Roman"/>
+          <w:sz w:val="20"/>
+          <w:szCs w:val="20"/>
+          <w:lang w:val="en-US"/>
+        </w:rPr>
+      </w:pPr>
+      <w:r>
+        <w:rPr>
+          <w:rFonts w:hint="default" w:ascii="Times New Roman" w:hAnsi="Times New Roman" w:cs="Times New Roman"/>
+          <w:sz w:val="20"/>
+          <w:szCs w:val="20"/>
+          <w:lang w:val="en-US"/>
+        </w:rPr>
+        <w:t xml:space="preserve">  + Trục X ( Bins ): Chia các khoảng giá trị liên tiếp</w:t>
+      </w:r>
+    </w:p>
+    <w:p>
+      <w:pPr>
+        <w:rPr>
+          <w:rFonts w:hint="default" w:ascii="Times New Roman" w:hAnsi="Times New Roman" w:cs="Times New Roman"/>
+          <w:sz w:val="20"/>
+          <w:szCs w:val="20"/>
+          <w:lang w:val="en-US"/>
+        </w:rPr>
+      </w:pPr>
+      <w:r>
+        <w:rPr>
+          <w:rFonts w:hint="default" w:ascii="Times New Roman" w:hAnsi="Times New Roman" w:cs="Times New Roman"/>
+          <w:sz w:val="20"/>
+          <w:szCs w:val="20"/>
+          <w:lang w:val="en-US"/>
+        </w:rPr>
+        <w:t xml:space="preserve">  + Trục Y : Số lượng điểm rơi vào khoảng đó ( tần suất xuất hiện )</w:t>
+      </w:r>
+    </w:p>
+    <w:p>
+      <w:pPr>
+        <w:rPr>
+          <w:rFonts w:hint="default" w:ascii="Times New Roman" w:hAnsi="Times New Roman" w:cs="Times New Roman"/>
+          <w:sz w:val="20"/>
+          <w:szCs w:val="20"/>
+          <w:lang w:val="en-US"/>
+        </w:rPr>
+      </w:pPr>
+    </w:p>
+    <w:p>
+      <w:pPr>
+        <w:rPr>
+          <w:rFonts w:hint="default" w:ascii="Times New Roman" w:hAnsi="Times New Roman" w:cs="Times New Roman"/>
+          <w:sz w:val="24"/>
+          <w:szCs w:val="24"/>
+          <w:lang w:val="en-US"/>
+        </w:rPr>
+      </w:pPr>
+      <w:r>
+        <w:rPr>
+          <w:rFonts w:hint="default" w:ascii="Times New Roman" w:hAnsi="Times New Roman" w:cs="Times New Roman"/>
+          <w:sz w:val="24"/>
+          <w:szCs w:val="24"/>
+          <w:lang w:val="en-US"/>
+        </w:rPr>
+        <w:t>( Line Chart - Dành riêng cho time serie data ( chuỗi thời gian thể hiện 1 sự liên tục )</w:t>
+      </w:r>
+    </w:p>
+    <w:p>
+      <w:pPr>
+        <w:rPr>
+          <w:rFonts w:hint="default" w:ascii="Times New Roman" w:hAnsi="Times New Roman" w:cs="Times New Roman"/>
+          <w:sz w:val="20"/>
+          <w:szCs w:val="20"/>
+          <w:lang w:val="en-US"/>
+        </w:rPr>
+      </w:pPr>
+      <w:r>
+        <w:rPr>
+          <w:rFonts w:hint="default" w:ascii="Times New Roman" w:hAnsi="Times New Roman" w:cs="Times New Roman"/>
+          <w:sz w:val="20"/>
+          <w:szCs w:val="20"/>
+          <w:lang w:val="en-US"/>
+        </w:rPr>
+        <w:t xml:space="preserve"> - Cách vẽ</w:t>
+      </w:r>
+    </w:p>
+    <w:p>
+      <w:pPr>
+        <w:rPr>
+          <w:rFonts w:hint="default" w:ascii="Times New Roman" w:hAnsi="Times New Roman" w:cs="Times New Roman"/>
+          <w:sz w:val="20"/>
+          <w:szCs w:val="20"/>
+          <w:lang w:val="en-US"/>
+        </w:rPr>
+      </w:pPr>
+      <w:r>
+        <w:rPr>
+          <w:rFonts w:hint="default" w:ascii="Times New Roman" w:hAnsi="Times New Roman" w:cs="Times New Roman"/>
+          <w:sz w:val="20"/>
+          <w:szCs w:val="20"/>
+          <w:lang w:val="en-US"/>
+        </w:rPr>
+        <w:t xml:space="preserve">  + Trục X -  Thời gian: Phải đảm bảo liên tục và đúng thứ tự thời gian, không được đảo lộn các mốc thời gian</w:t>
+      </w:r>
+    </w:p>
+    <w:p>
+      <w:pPr>
+        <w:rPr>
+          <w:rFonts w:hint="default" w:ascii="Times New Roman" w:hAnsi="Times New Roman" w:cs="Times New Roman"/>
+          <w:sz w:val="20"/>
+          <w:szCs w:val="20"/>
+          <w:lang w:val="en-US"/>
+        </w:rPr>
+      </w:pPr>
+      <w:r>
+        <w:rPr>
+          <w:rFonts w:hint="default" w:ascii="Times New Roman" w:hAnsi="Times New Roman" w:cs="Times New Roman"/>
+          <w:sz w:val="20"/>
+          <w:szCs w:val="20"/>
+          <w:lang w:val="en-US"/>
+        </w:rPr>
+        <w:t xml:space="preserve">  + Trục Y - Giá trị: Nên bắt đầu từ 0 để tránh phóng đại hoặc bóp méo biến động, nếu không phải giải thích rõ lý do</w:t>
+      </w:r>
       <w:bookmarkStart w:id="0" w:name="_GoBack"/>
       <w:bookmarkEnd w:id="0"/>
-    </w:p>
-    <w:p>
-      <w:pPr>
-        <w:rPr>
-          <w:rFonts w:hint="default" w:ascii="Times New Roman" w:hAnsi="Times New Roman" w:cs="Times New Roman"/>
-          <w:sz w:val="20"/>
-          <w:szCs w:val="20"/>
-          <w:lang w:val="en-US"/>
-        </w:rPr>
-      </w:pPr>
     </w:p>
     <w:sectPr>
       <w:pgSz w:w="11906" w:h="16838"/>
